--- a/chapter-02_Architecting Open-Source Intelligence Pipelines/autonomous_cybersecurity_chapter02.docx
+++ b/chapter-02_Architecting Open-Source Intelligence Pipelines/autonomous_cybersecurity_chapter02.docx
@@ -351,7 +351,6 @@
             <w:docPart w:val="06FE592922364A6FA371E9C102587201"/>
           </w:placeholder>
         </w:sdtPr>
-        <w:sdtEndPr/>
         <w:sdtContent>
           <w:r>
             <w:rPr>
@@ -652,7 +651,6 @@
             <w:docPart w:val="DefaultPlaceholder_-1854013440"/>
           </w:placeholder>
         </w:sdtPr>
-        <w:sdtEndPr/>
         <w:sdtContent>
           <w:r>
             <w:rPr>
@@ -789,7 +787,6 @@
             <w:docPart w:val="DefaultPlaceholder_-1854013440"/>
           </w:placeholder>
         </w:sdtPr>
-        <w:sdtEndPr/>
         <w:sdtContent>
           <w:r>
             <w:rPr>
@@ -2562,7 +2559,6 @@
             <w:docPart w:val="DefaultPlaceholder_-1854013440"/>
           </w:placeholder>
         </w:sdtPr>
-        <w:sdtEndPr/>
         <w:sdtContent>
           <w:r>
             <w:rPr>
@@ -2617,7 +2613,6 @@
             <w:docPart w:val="DefaultPlaceholder_-1854013440"/>
           </w:placeholder>
         </w:sdtPr>
-        <w:sdtEndPr/>
         <w:sdtContent>
           <w:r>
             <w:rPr>
@@ -7796,7 +7791,6 @@
           <w:docPart w:val="DefaultPlaceholder_-1854013440"/>
         </w:placeholder>
       </w:sdtPr>
-      <w:sdtEndPr/>
       <w:sdtContent>
         <w:p>
           <w:pPr>
@@ -7885,15 +7879,7 @@
             <w:divId w:val="1002271108"/>
           </w:pPr>
           <w:r>
-            <w:t xml:space="preserve">Wooldridge, Michael </w:t>
-          </w:r>
-          <w:proofErr w:type="gramStart"/>
-          <w:r>
-            <w:t>J..</w:t>
-          </w:r>
-          <w:proofErr w:type="gramEnd"/>
-          <w:r>
-            <w:t xml:space="preserve"> 2009. </w:t>
+            <w:t xml:space="preserve">Wooldridge, Michael J.. 2009. </w:t>
           </w:r>
           <w:r>
             <w:rPr>
@@ -8031,6 +8017,7 @@
     <w:sectPr>
       <w:headerReference w:type="even" r:id="rId14"/>
       <w:headerReference w:type="default" r:id="rId15"/>
+      <w:headerReference w:type="first" r:id="rId16"/>
       <w:pgSz w:w="8392" w:h="11907" w:code="1"/>
       <w:pgMar w:top="1418" w:right="1191" w:bottom="851" w:left="1191" w:header="851" w:footer="0" w:gutter="0"/>
       <w:cols w:space="708"/>
@@ -8244,6 +8231,19 @@
     <w:pPr>
       <w:pStyle w:val="Header"/>
     </w:pPr>
+  </w:p>
+</w:hdr>
+</file>
+
+<file path=word/header3.xml><?xml version="1.0" encoding="utf-8"?>
+<w:hdr xmlns:wpc="http://schemas.microsoft.com/office/word/2010/wordprocessingCanvas" xmlns:cx="http://schemas.microsoft.com/office/drawing/2014/chartex" xmlns:cx1="http://schemas.microsoft.com/office/drawing/2015/9/8/chartex" xmlns:cx2="http://schemas.microsoft.com/office/drawing/2015/10/21/chartex" xmlns:cx3="http://schemas.microsoft.com/office/drawing/2016/5/9/chartex" xmlns:cx4="http://schemas.microsoft.com/office/drawing/2016/5/10/chartex" xmlns:cx5="http://schemas.microsoft.com/office/drawing/2016/5/11/chartex" xmlns:cx6="http://schemas.microsoft.com/office/drawing/2016/5/12/chartex" xmlns:cx7="http://schemas.microsoft.com/office/drawing/2016/5/13/chartex" xmlns:cx8="http://schemas.microsoft.com/office/drawing/2016/5/14/chartex" xmlns:mc="http://schemas.openxmlformats.org/markup-compatibility/2006" xmlns:aink="http://schemas.microsoft.com/office/drawing/2016/ink" xmlns:am3d="http://schemas.microsoft.com/office/drawing/2017/model3d" xmlns:o="urn:schemas-microsoft-com:office:office" xmlns:oel="http://schemas.microsoft.com/office/2019/extlst" xmlns:r="http://schemas.openxmlformats.org/officeDocument/2006/relationships" xmlns:m="http://schemas.openxmlformats.org/officeDocument/2006/math" xmlns:v="urn:schemas-microsoft-com:vml" xmlns:wp14="http://schemas.microsoft.com/office/word/2010/wordprocessingDrawing" xmlns:wp="http://schemas.openxmlformats.org/drawingml/2006/wordprocessingDrawing" xmlns:w10="urn:schemas-microsoft-com:office:word" xmlns:w="http://schemas.openxmlformats.org/wordprocessingml/2006/main" xmlns:w14="http://schemas.microsoft.com/office/word/2010/wordml" xmlns:w15="http://schemas.microsoft.com/office/word/2012/wordml" xmlns:w16cex="http://schemas.microsoft.com/office/word/2018/wordml/cex" xmlns:w16cid="http://schemas.microsoft.com/office/word/2016/wordml/cid" xmlns:w16="http://schemas.microsoft.com/office/word/2018/wordml" xmlns:w16du="http://schemas.microsoft.com/office/word/2023/wordml/word16du" xmlns:w16sdtdh="http://schemas.microsoft.com/office/word/2020/wordml/sdtdatahash" xmlns:w16sdtfl="http://schemas.microsoft.com/office/word/2024/wordml/sdtformatlock" xmlns:w16se="http://schemas.microsoft.com/office/word/2015/wordml/symex" xmlns:wpg="http://schemas.microsoft.com/office/word/2010/wordprocessingGroup" xmlns:wpi="http://schemas.microsoft.com/office/word/2010/wordprocessingInk" xmlns:wne="http://schemas.microsoft.com/office/word/2006/wordml" xmlns:wps="http://schemas.microsoft.com/office/word/2010/wordprocessingShape" mc:Ignorable="w14 w15 w16se w16cid w16 w16cex w16sdtdh w16sdtfl w16du wp14">
+  <w:p>
+    <w:pPr>
+      <w:pStyle w:val="Header"/>
+    </w:pPr>
+    <w:r>
+      <w:t>Part I — Foundations and Frameworks</w:t>
+    </w:r>
   </w:p>
 </w:hdr>
 </file>
@@ -9397,9 +9397,11 @@
     <w:rsid w:val="00246A11"/>
     <w:rsid w:val="00256253"/>
     <w:rsid w:val="00291BBB"/>
+    <w:rsid w:val="003226D1"/>
     <w:rsid w:val="00354476"/>
     <w:rsid w:val="00360193"/>
     <w:rsid w:val="00366C97"/>
+    <w:rsid w:val="003939F3"/>
     <w:rsid w:val="003B0567"/>
     <w:rsid w:val="00440164"/>
     <w:rsid w:val="00531D62"/>
